--- a/Front Matter/Template/8_Front-Matter.docx
+++ b/Front Matter/Template/8_Front-Matter.docx
@@ -959,7 +959,7 @@
           <w:b/>
           <w:color w:val="000000" w:themeColor="text1"/>
           <w:sz w:val="24"/>
-          <w:szCs w:val="36"/>
+          <w:szCs w:val="24"/>
         </w:rPr>
       </w:pPr>
       <w:r>
@@ -968,7 +968,7 @@
           <w:b/>
           <w:color w:val="000000" w:themeColor="text1"/>
           <w:sz w:val="24"/>
-          <w:szCs w:val="36"/>
+          <w:szCs w:val="24"/>
         </w:rPr>
         <w:lastRenderedPageBreak/>
         <w:t>穿越热带雨林</w:t>
@@ -981,7 +981,7 @@
           <w:b/>
           <w:color w:val="000000" w:themeColor="text1"/>
           <w:sz w:val="20"/>
-          <w:szCs w:val="24"/>
+          <w:szCs w:val="20"/>
         </w:rPr>
       </w:pPr>
       <w:r>
@@ -990,7 +990,7 @@
           <w:b/>
           <w:color w:val="000000" w:themeColor="text1"/>
           <w:sz w:val="20"/>
-          <w:szCs w:val="24"/>
+          <w:szCs w:val="20"/>
         </w:rPr>
         <w:t>Go Across the Rainforests</w:t>
       </w:r>
@@ -1001,7 +1001,7 @@
           <w:rFonts w:ascii="Noto Serif SC" w:eastAsia="Noto Serif SC" w:hAnsi="Noto Serif SC" w:cs="Noto Serif"/>
           <w:color w:val="000000" w:themeColor="text1"/>
           <w:sz w:val="20"/>
-          <w:szCs w:val="24"/>
+          <w:szCs w:val="20"/>
           <w:lang w:val="en-GB"/>
         </w:rPr>
       </w:pPr>
@@ -1012,7 +1012,7 @@
           <w:rFonts w:ascii="Noto Serif SC" w:eastAsia="Noto Serif SC" w:hAnsi="Noto Serif SC" w:cs="Noto Serif"/>
           <w:color w:val="000000" w:themeColor="text1"/>
           <w:sz w:val="20"/>
-          <w:szCs w:val="24"/>
+          <w:szCs w:val="20"/>
         </w:rPr>
       </w:pPr>
       <w:r>
@@ -1020,7 +1020,7 @@
           <w:rFonts w:ascii="Noto Serif SC" w:eastAsia="Noto Serif SC" w:hAnsi="Noto Serif SC" w:cs="Noto Serif"/>
           <w:color w:val="000000" w:themeColor="text1"/>
           <w:sz w:val="20"/>
-          <w:szCs w:val="24"/>
+          <w:szCs w:val="20"/>
         </w:rPr>
         <w:t>ISMN</w:t>
       </w:r>
@@ -1031,7 +1031,7 @@
           <w:rFonts w:ascii="Noto Serif SC" w:eastAsia="Noto Serif SC" w:hAnsi="Noto Serif SC" w:cs="Noto Serif"/>
           <w:color w:val="000000" w:themeColor="text1"/>
           <w:sz w:val="20"/>
-          <w:szCs w:val="24"/>
+          <w:szCs w:val="20"/>
         </w:rPr>
       </w:pPr>
     </w:p>
@@ -1041,7 +1041,7 @@
           <w:rFonts w:ascii="Noto Serif SC" w:eastAsia="Noto Serif SC" w:hAnsi="Noto Serif SC" w:cs="Noto Serif"/>
           <w:color w:val="000000" w:themeColor="text1"/>
           <w:sz w:val="20"/>
-          <w:szCs w:val="24"/>
+          <w:szCs w:val="20"/>
         </w:rPr>
       </w:pPr>
       <w:r>
@@ -1049,7 +1049,7 @@
           <w:rFonts w:ascii="Noto Serif SC" w:eastAsia="Noto Serif SC" w:hAnsi="Noto Serif SC" w:cs="Noto Serif"/>
           <w:color w:val="000000" w:themeColor="text1"/>
           <w:sz w:val="20"/>
-          <w:szCs w:val="24"/>
+          <w:szCs w:val="20"/>
         </w:rPr>
         <w:t xml:space="preserve">Copyright © Singapore Chinese Orchestra Co. Ltd. All rights reserved. </w:t>
       </w:r>
@@ -1060,7 +1060,7 @@
           <w:rFonts w:ascii="Noto Serif SC" w:eastAsia="Noto Serif SC" w:hAnsi="Noto Serif SC" w:cs="Noto Serif"/>
           <w:color w:val="000000" w:themeColor="text1"/>
           <w:sz w:val="20"/>
-          <w:szCs w:val="24"/>
+          <w:szCs w:val="20"/>
         </w:rPr>
       </w:pPr>
     </w:p>
@@ -1069,7 +1069,8 @@
         <w:rPr>
           <w:rFonts w:ascii="Noto Serif SC" w:eastAsia="Noto Serif SC" w:hAnsi="Noto Serif SC" w:cs="Noto Serif"/>
           <w:color w:val="000000" w:themeColor="text1"/>
-          <w:szCs w:val="32"/>
+          <w:sz w:val="20"/>
+          <w:szCs w:val="20"/>
           <w:lang w:val="en-US"/>
         </w:rPr>
       </w:pPr>
@@ -1077,7 +1078,8 @@
         <w:rPr>
           <w:rFonts w:ascii="Noto Serif SC" w:eastAsia="Noto Serif SC" w:hAnsi="Noto Serif SC" w:cs="Noto Serif"/>
           <w:color w:val="000000" w:themeColor="text1"/>
-          <w:szCs w:val="32"/>
+          <w:sz w:val="20"/>
+          <w:szCs w:val="20"/>
         </w:rPr>
         <w:t>版权所有, 未经许可, 不得以任何形式印刷、复制、扫描或发行。</w:t>
       </w:r>
@@ -1088,7 +1090,7 @@
           <w:rFonts w:ascii="Noto Serif SC" w:eastAsia="Noto Serif SC" w:hAnsi="Noto Serif SC" w:cs="Noto Serif"/>
           <w:color w:val="000000" w:themeColor="text1"/>
           <w:sz w:val="20"/>
-          <w:szCs w:val="24"/>
+          <w:szCs w:val="20"/>
         </w:rPr>
       </w:pPr>
       <w:r>
@@ -1096,7 +1098,7 @@
           <w:rFonts w:ascii="Noto Serif SC" w:eastAsia="Noto Serif SC" w:hAnsi="Noto Serif SC" w:cs="Noto Serif"/>
           <w:color w:val="000000" w:themeColor="text1"/>
           <w:sz w:val="20"/>
-          <w:szCs w:val="24"/>
+          <w:szCs w:val="20"/>
         </w:rPr>
         <w:t xml:space="preserve">Unauthorised printing, reproduction, scanning or distribution is strictly prohibited </w:t>
       </w:r>
@@ -1107,7 +1109,7 @@
           <w:rFonts w:ascii="Noto Serif SC" w:eastAsia="Noto Serif SC" w:hAnsi="Noto Serif SC" w:cs="Noto Serif"/>
           <w:color w:val="000000" w:themeColor="text1"/>
           <w:sz w:val="20"/>
-          <w:szCs w:val="24"/>
+          <w:szCs w:val="20"/>
         </w:rPr>
       </w:pPr>
       <w:r>
@@ -1115,7 +1117,7 @@
           <w:rFonts w:ascii="Noto Serif SC" w:eastAsia="Noto Serif SC" w:hAnsi="Noto Serif SC" w:cs="Noto Serif"/>
           <w:color w:val="000000" w:themeColor="text1"/>
           <w:sz w:val="20"/>
-          <w:szCs w:val="24"/>
+          <w:szCs w:val="20"/>
         </w:rPr>
         <w:t>without the express permission of the copyright holder.</w:t>
       </w:r>
@@ -1126,7 +1128,7 @@
           <w:rFonts w:ascii="Noto Serif SC" w:eastAsia="Noto Serif SC" w:hAnsi="Noto Serif SC" w:cs="Noto Serif"/>
           <w:color w:val="000000" w:themeColor="text1"/>
           <w:sz w:val="20"/>
-          <w:szCs w:val="24"/>
+          <w:szCs w:val="20"/>
         </w:rPr>
       </w:pPr>
     </w:p>
@@ -1136,7 +1138,7 @@
           <w:rFonts w:ascii="Noto Serif SC" w:eastAsia="Noto Serif SC" w:hAnsi="Noto Serif SC" w:cs="Noto Serif"/>
           <w:color w:val="000000" w:themeColor="text1"/>
           <w:sz w:val="20"/>
-          <w:szCs w:val="24"/>
+          <w:szCs w:val="20"/>
           <w:lang w:val="en-US"/>
         </w:rPr>
       </w:pPr>
@@ -1145,7 +1147,7 @@
           <w:rFonts w:ascii="Noto Serif SC" w:eastAsia="Noto Serif SC" w:hAnsi="Noto Serif SC" w:cs="Noto Serif"/>
           <w:color w:val="000000" w:themeColor="text1"/>
           <w:sz w:val="20"/>
-          <w:szCs w:val="24"/>
+          <w:szCs w:val="20"/>
         </w:rPr>
         <w:t>印刷于新加坡。</w:t>
       </w:r>
@@ -1156,7 +1158,7 @@
           <w:rFonts w:ascii="Noto Serif SC" w:eastAsia="Noto Serif SC" w:hAnsi="Noto Serif SC" w:cs="Noto Serif"/>
           <w:color w:val="000000" w:themeColor="text1"/>
           <w:sz w:val="20"/>
-          <w:szCs w:val="24"/>
+          <w:szCs w:val="20"/>
         </w:rPr>
       </w:pPr>
       <w:r>
@@ -1164,7 +1166,7 @@
           <w:rFonts w:ascii="Noto Serif SC" w:eastAsia="Noto Serif SC" w:hAnsi="Noto Serif SC" w:cs="Noto Serif"/>
           <w:color w:val="000000" w:themeColor="text1"/>
           <w:sz w:val="20"/>
-          <w:szCs w:val="24"/>
+          <w:szCs w:val="20"/>
         </w:rPr>
         <w:t>Printed in Singapore.</w:t>
       </w:r>
@@ -1175,7 +1177,7 @@
           <w:rFonts w:ascii="Noto Serif SC" w:eastAsia="Noto Serif SC" w:hAnsi="Noto Serif SC" w:cs="Noto Serif"/>
           <w:color w:val="000000" w:themeColor="text1"/>
           <w:sz w:val="20"/>
-          <w:szCs w:val="24"/>
+          <w:szCs w:val="20"/>
         </w:rPr>
       </w:pPr>
     </w:p>
@@ -1185,7 +1187,7 @@
           <w:rFonts w:ascii="Noto Serif SC" w:eastAsia="Noto Serif SC" w:hAnsi="Noto Serif SC" w:cs="Noto Serif"/>
           <w:color w:val="000000" w:themeColor="text1"/>
           <w:sz w:val="20"/>
-          <w:szCs w:val="24"/>
+          <w:szCs w:val="20"/>
           <w:lang w:val="en-US"/>
         </w:rPr>
       </w:pPr>
@@ -1194,7 +1196,7 @@
           <w:rFonts w:ascii="Noto Serif SC" w:eastAsia="Noto Serif SC" w:hAnsi="Noto Serif SC" w:cs="Noto Serif"/>
           <w:color w:val="000000" w:themeColor="text1"/>
           <w:sz w:val="20"/>
-          <w:szCs w:val="24"/>
+          <w:szCs w:val="20"/>
           <w:lang w:val="en-US"/>
         </w:rPr>
         <w:t>新加坡华乐团有限公司</w:t>
@@ -1206,7 +1208,7 @@
           <w:rFonts w:ascii="Noto Serif SC" w:eastAsia="Noto Serif SC" w:hAnsi="Noto Serif SC" w:cs="Noto Serif"/>
           <w:color w:val="000000" w:themeColor="text1"/>
           <w:sz w:val="20"/>
-          <w:szCs w:val="24"/>
+          <w:szCs w:val="20"/>
           <w:lang w:val="en-US"/>
         </w:rPr>
       </w:pPr>
@@ -1215,7 +1217,7 @@
           <w:rFonts w:ascii="Noto Serif SC" w:eastAsia="Noto Serif SC" w:hAnsi="Noto Serif SC" w:cs="Noto Serif"/>
           <w:color w:val="000000" w:themeColor="text1"/>
           <w:sz w:val="20"/>
-          <w:szCs w:val="24"/>
+          <w:szCs w:val="20"/>
           <w:lang w:val="en-US"/>
         </w:rPr>
         <w:t>珊顿道7号</w:t>
@@ -1227,7 +1229,7 @@
           <w:rFonts w:ascii="Noto Serif SC" w:eastAsia="Noto Serif SC" w:hAnsi="Noto Serif SC" w:cs="Noto Serif"/>
           <w:color w:val="000000" w:themeColor="text1"/>
           <w:sz w:val="20"/>
-          <w:szCs w:val="24"/>
+          <w:szCs w:val="20"/>
           <w:lang w:val="en-US"/>
         </w:rPr>
       </w:pPr>
@@ -1236,7 +1238,7 @@
           <w:rFonts w:ascii="Noto Serif SC" w:eastAsia="Noto Serif SC" w:hAnsi="Noto Serif SC" w:cs="Noto Serif"/>
           <w:color w:val="000000" w:themeColor="text1"/>
           <w:sz w:val="20"/>
-          <w:szCs w:val="24"/>
+          <w:szCs w:val="20"/>
           <w:lang w:val="en-US"/>
         </w:rPr>
         <w:t>新加坡大会堂</w:t>
@@ -1248,7 +1250,7 @@
           <w:rFonts w:ascii="Noto Serif SC" w:eastAsia="Noto Serif SC" w:hAnsi="Noto Serif SC" w:cs="Noto Serif"/>
           <w:color w:val="000000" w:themeColor="text1"/>
           <w:sz w:val="20"/>
-          <w:szCs w:val="24"/>
+          <w:szCs w:val="20"/>
           <w:lang w:val="en-US"/>
         </w:rPr>
       </w:pPr>
@@ -1257,7 +1259,7 @@
           <w:rFonts w:ascii="Noto Serif SC" w:eastAsia="Noto Serif SC" w:hAnsi="Noto Serif SC" w:cs="Noto Serif"/>
           <w:color w:val="000000" w:themeColor="text1"/>
           <w:sz w:val="20"/>
-          <w:szCs w:val="24"/>
+          <w:szCs w:val="20"/>
           <w:lang w:val="en-US"/>
         </w:rPr>
         <w:t>新加坡邮区 068810</w:t>
@@ -1269,7 +1271,7 @@
           <w:rFonts w:ascii="Noto Serif SC" w:eastAsia="Noto Serif SC" w:hAnsi="Noto Serif SC" w:cs="Noto Serif"/>
           <w:color w:val="000000" w:themeColor="text1"/>
           <w:sz w:val="20"/>
-          <w:szCs w:val="24"/>
+          <w:szCs w:val="20"/>
         </w:rPr>
       </w:pPr>
     </w:p>
@@ -1279,7 +1281,7 @@
           <w:rFonts w:ascii="Noto Serif SC" w:eastAsia="Noto Serif SC" w:hAnsi="Noto Serif SC" w:cs="Noto Serif"/>
           <w:color w:val="000000" w:themeColor="text1"/>
           <w:sz w:val="20"/>
-          <w:szCs w:val="24"/>
+          <w:szCs w:val="20"/>
           <w:lang w:val="en-US"/>
         </w:rPr>
       </w:pPr>
@@ -1288,7 +1290,7 @@
           <w:rFonts w:ascii="Noto Serif SC" w:eastAsia="Noto Serif SC" w:hAnsi="Noto Serif SC" w:cs="Noto Serif"/>
           <w:color w:val="000000" w:themeColor="text1"/>
           <w:sz w:val="20"/>
-          <w:szCs w:val="24"/>
+          <w:szCs w:val="20"/>
           <w:lang w:val="en-US"/>
         </w:rPr>
         <w:t>Singapore Chinese Orchestra Co. Ltd.</w:t>
@@ -1300,7 +1302,7 @@
           <w:rFonts w:ascii="Noto Serif SC" w:eastAsia="Noto Serif SC" w:hAnsi="Noto Serif SC" w:cs="Noto Serif"/>
           <w:color w:val="000000" w:themeColor="text1"/>
           <w:sz w:val="20"/>
-          <w:szCs w:val="24"/>
+          <w:szCs w:val="20"/>
           <w:lang w:val="en-US"/>
         </w:rPr>
       </w:pPr>
@@ -1309,7 +1311,7 @@
           <w:rFonts w:ascii="Noto Serif SC" w:eastAsia="Noto Serif SC" w:hAnsi="Noto Serif SC" w:cs="Noto Serif"/>
           <w:color w:val="000000" w:themeColor="text1"/>
           <w:sz w:val="20"/>
-          <w:szCs w:val="24"/>
+          <w:szCs w:val="20"/>
           <w:lang w:val="en-US"/>
         </w:rPr>
         <w:t>7 Shenton Way</w:t>
@@ -1321,7 +1323,7 @@
           <w:rFonts w:ascii="Noto Serif SC" w:eastAsia="Noto Serif SC" w:hAnsi="Noto Serif SC" w:cs="Noto Serif"/>
           <w:color w:val="000000" w:themeColor="text1"/>
           <w:sz w:val="20"/>
-          <w:szCs w:val="24"/>
+          <w:szCs w:val="20"/>
           <w:lang w:val="en-US"/>
         </w:rPr>
       </w:pPr>
@@ -1330,7 +1332,7 @@
           <w:rFonts w:ascii="Noto Serif SC" w:eastAsia="Noto Serif SC" w:hAnsi="Noto Serif SC" w:cs="Noto Serif"/>
           <w:color w:val="000000" w:themeColor="text1"/>
           <w:sz w:val="20"/>
-          <w:szCs w:val="24"/>
+          <w:szCs w:val="20"/>
           <w:lang w:val="en-US"/>
         </w:rPr>
         <w:t>Singapore Conference Hall</w:t>
@@ -1342,7 +1344,7 @@
           <w:rFonts w:ascii="Noto Serif SC" w:eastAsia="Noto Serif SC" w:hAnsi="Noto Serif SC" w:cs="Noto Serif"/>
           <w:color w:val="000000" w:themeColor="text1"/>
           <w:sz w:val="20"/>
-          <w:szCs w:val="24"/>
+          <w:szCs w:val="20"/>
           <w:lang w:val="en-US"/>
         </w:rPr>
       </w:pPr>
@@ -1351,7 +1353,7 @@
           <w:rFonts w:ascii="Noto Serif SC" w:eastAsia="Noto Serif SC" w:hAnsi="Noto Serif SC" w:cs="Noto Serif"/>
           <w:color w:val="000000" w:themeColor="text1"/>
           <w:sz w:val="20"/>
-          <w:szCs w:val="24"/>
+          <w:szCs w:val="20"/>
           <w:lang w:val="en-US"/>
         </w:rPr>
         <w:t>Singapore 068810</w:t>
@@ -1508,8 +1510,8 @@
         <w:rPr>
           <w:rFonts w:ascii="Noto Serif SC" w:eastAsia="Noto Serif SC" w:hAnsi="Noto Serif SC" w:cs="Noto Serif"/>
           <w:b/>
-          <w:sz w:val="36"/>
-          <w:szCs w:val="36"/>
+          <w:sz w:val="20"/>
+          <w:szCs w:val="20"/>
           <w:lang w:val="en-US" w:eastAsia="zh-TW"/>
         </w:rPr>
       </w:pPr>
@@ -1546,8 +1548,8 @@
         <w:rPr>
           <w:rFonts w:ascii="Noto Serif SC" w:eastAsia="Noto Serif SC" w:hAnsi="Noto Serif SC" w:cs="Noto Serif"/>
           <w:b/>
-          <w:sz w:val="36"/>
-          <w:szCs w:val="36"/>
+          <w:sz w:val="20"/>
+          <w:szCs w:val="20"/>
           <w:lang w:val="en-US" w:eastAsia="zh-TW"/>
         </w:rPr>
       </w:pPr>

--- a/Front Matter/Template/8_Front-Matter.docx
+++ b/Front Matter/Template/8_Front-Matter.docx
@@ -2032,7 +2032,25 @@
           <w:szCs w:val="24"/>
           <w:lang w:val="en-US"/>
         </w:rPr>
-        <w:t xml:space="preserve"> was born in Yangzhou, and he is a composer based in Suzhou, China. He graduated from Shanghai Conservatory of Music and got Doctor’s degree in Music Composition with studying under Prof. WANG </w:t>
+        <w:t xml:space="preserve"> was born in Yangzhou, and he is a composer based in Suzhou, China. He graduated from Shanghai Conservatory of Music and got Doctor</w:t>
+      </w:r>
+      <w:r>
+        <w:rPr>
+          <w:rFonts w:ascii="Noto Serif SC" w:eastAsia="Noto Serif SC" w:hAnsi="Noto Serif SC" w:cs="Noto Serif Light"/>
+          <w:sz w:val="24"/>
+          <w:szCs w:val="24"/>
+          <w:lang w:val="en-US"/>
+        </w:rPr>
+        <w:t>'</w:t>
+      </w:r>
+      <w:r>
+        <w:rPr>
+          <w:rFonts w:ascii="Noto Serif SC" w:eastAsia="Noto Serif SC" w:hAnsi="Noto Serif SC" w:cs="Noto Serif Light"/>
+          <w:sz w:val="24"/>
+          <w:szCs w:val="24"/>
+          <w:lang w:val="en-US"/>
+        </w:rPr>
+        <w:t xml:space="preserve">s degree in Music Composition with studying under Prof. WANG </w:t>
       </w:r>
       <w:proofErr w:type="spellStart"/>
       <w:r>
@@ -2092,7 +2110,43 @@
           <w:szCs w:val="24"/>
           <w:lang w:val="en-US"/>
         </w:rPr>
-        <w:t>In recent years, he was commissioned by Chinese Musicians’ Association, Jiangsu Musicians’ Association, Shanghai Conservatory of Music, China Conservatory of Music, National Academy of Chinese Theatre Arts, Shanghai Chinese Orchestra, Hong Kong Chinese Orchestra, Singapore Chinese Orchestra, Jiangsu Symphony Orchestra, Jiangsu Chinese Orchestra, Zhejiang Chinese Orchestra, Nanjing Chinese Orchestra, Suzhou Chinese Orchestra, Wuxi Chinese Orchestra, Nanyang Collective, etc. And his works have also been performed by Shanghai Philharmonic Orchestra, Shenzhen Symphony Orchestra, Zhejiang Symphony Orchestra, Macao Chinese Orchestra, Taiwan Little Giant Chinese Chamber Orchestra, Netherlands Atlas Ensemble, Contemporary Ensemble of University of Music and Performing Arts Vienna, etc.</w:t>
+        <w:t>In recent years, he was commissioned by Chinese Musicians</w:t>
+      </w:r>
+      <w:r>
+        <w:rPr>
+          <w:rFonts w:ascii="Noto Serif SC" w:eastAsia="Noto Serif SC" w:hAnsi="Noto Serif SC" w:cs="Noto Serif Light"/>
+          <w:sz w:val="24"/>
+          <w:szCs w:val="24"/>
+          <w:lang w:val="en-US"/>
+        </w:rPr>
+        <w:t xml:space="preserve">' </w:t>
+      </w:r>
+      <w:r>
+        <w:rPr>
+          <w:rFonts w:ascii="Noto Serif SC" w:eastAsia="Noto Serif SC" w:hAnsi="Noto Serif SC" w:cs="Noto Serif Light"/>
+          <w:sz w:val="24"/>
+          <w:szCs w:val="24"/>
+          <w:lang w:val="en-US"/>
+        </w:rPr>
+        <w:t>Association, Jiangsu Musicians</w:t>
+      </w:r>
+      <w:r>
+        <w:rPr>
+          <w:rFonts w:ascii="Noto Serif SC" w:eastAsia="Noto Serif SC" w:hAnsi="Noto Serif SC" w:cs="Noto Serif Light"/>
+          <w:sz w:val="24"/>
+          <w:szCs w:val="24"/>
+          <w:lang w:val="en-US"/>
+        </w:rPr>
+        <w:t>'</w:t>
+      </w:r>
+      <w:r>
+        <w:rPr>
+          <w:rFonts w:ascii="Noto Serif SC" w:eastAsia="Noto Serif SC" w:hAnsi="Noto Serif SC" w:cs="Noto Serif Light"/>
+          <w:sz w:val="24"/>
+          <w:szCs w:val="24"/>
+          <w:lang w:val="en-US"/>
+        </w:rPr>
+        <w:t xml:space="preserve"> Association, Shanghai Conservatory of Music, China Conservatory of Music, National Academy of Chinese Theatre Arts, Shanghai Chinese Orchestra, Hong Kong Chinese Orchestra, Singapore Chinese Orchestra, Jiangsu Symphony Orchestra, Jiangsu Chinese Orchestra, Zhejiang Chinese Orchestra, Nanjing Chinese Orchestra, Suzhou Chinese Orchestra, Wuxi Chinese Orchestra, Nanyang Collective, etc. And his works have also been performed by Shanghai Philharmonic Orchestra, Shenzhen Symphony Orchestra, Zhejiang Symphony Orchestra, Macao Chinese Orchestra, Taiwan Little Giant Chinese Chamber Orchestra, Netherlands Atlas Ensemble, Contemporary Ensemble of University of Music and Performing Arts Vienna, etc.</w:t>
       </w:r>
     </w:p>
     <w:p>
@@ -2130,7 +2184,25 @@
           <w:szCs w:val="24"/>
           <w:lang w:val="en-US"/>
         </w:rPr>
-        <w:t xml:space="preserve"> National University Students’ Art Exhibition, Excellent Work Award of The 5</w:t>
+        <w:t xml:space="preserve"> National University Students</w:t>
+      </w:r>
+      <w:r>
+        <w:rPr>
+          <w:rFonts w:ascii="Noto Serif SC" w:eastAsia="Noto Serif SC" w:hAnsi="Noto Serif SC" w:cs="Noto Serif Light"/>
+          <w:sz w:val="24"/>
+          <w:szCs w:val="24"/>
+          <w:lang w:val="en-US"/>
+        </w:rPr>
+        <w:t xml:space="preserve">' </w:t>
+      </w:r>
+      <w:r>
+        <w:rPr>
+          <w:rFonts w:ascii="Noto Serif SC" w:eastAsia="Noto Serif SC" w:hAnsi="Noto Serif SC" w:cs="Noto Serif Light"/>
+          <w:sz w:val="24"/>
+          <w:szCs w:val="24"/>
+          <w:lang w:val="en-US"/>
+        </w:rPr>
+        <w:t>Art Exhibition, Excellent Work Award of The 5</w:t>
       </w:r>
       <w:r>
         <w:rPr>
@@ -2207,8 +2279,150 @@
           <w:szCs w:val="24"/>
           <w:lang w:val="en-US"/>
         </w:rPr>
-        <w:t xml:space="preserve"> Composers’</w:t>
-      </w:r>
+        <w:t xml:space="preserve"> Composers</w:t>
+      </w:r>
+      <w:r>
+        <w:rPr>
+          <w:rFonts w:ascii="Noto Serif SC" w:eastAsia="Noto Serif SC" w:hAnsi="Noto Serif SC" w:cs="Noto Serif Light"/>
+          <w:sz w:val="24"/>
+          <w:szCs w:val="24"/>
+          <w:lang w:val="en-US"/>
+        </w:rPr>
+        <w:t xml:space="preserve">' </w:t>
+      </w:r>
+      <w:r>
+        <w:rPr>
+          <w:rFonts w:ascii="Noto Serif SC" w:eastAsia="Noto Serif SC" w:hAnsi="Noto Serif SC" w:cs="Noto Serif Light"/>
+          <w:sz w:val="24"/>
+          <w:szCs w:val="24"/>
+          <w:lang w:val="en-US"/>
+        </w:rPr>
+        <w:t>Competition, 2017 Best Solo Instrument with Chinese Orchestra Award, Best Orchestration Award and Outstanding Young Composer Award of 'Chinese music without bounds' Hong Kong International Composition Competition, 2016 Original Work Award of 33</w:t>
+      </w:r>
+      <w:r>
+        <w:rPr>
+          <w:rFonts w:ascii="Noto Serif SC" w:eastAsia="Noto Serif SC" w:hAnsi="Noto Serif SC" w:cs="Noto Serif Light"/>
+          <w:sz w:val="24"/>
+          <w:szCs w:val="24"/>
+          <w:vertAlign w:val="superscript"/>
+          <w:lang w:val="en-US"/>
+        </w:rPr>
+        <w:t>rd</w:t>
+      </w:r>
+      <w:r>
+        <w:rPr>
+          <w:rFonts w:ascii="Noto Serif SC" w:eastAsia="Noto Serif SC" w:hAnsi="Noto Serif SC" w:cs="Noto Serif Light"/>
+          <w:sz w:val="24"/>
+          <w:szCs w:val="24"/>
+          <w:lang w:val="en-US"/>
+        </w:rPr>
+        <w:t xml:space="preserve"> Shanghai Spring International Music Festival, 2015 </w:t>
+      </w:r>
+      <w:r>
+        <w:rPr>
+          <w:rFonts w:ascii="Noto Serif SC" w:eastAsia="Noto Serif SC" w:hAnsi="Noto Serif SC" w:cs="Noto Serif Light"/>
+          <w:sz w:val="24"/>
+          <w:szCs w:val="24"/>
+          <w:lang w:val="en-US"/>
+        </w:rPr>
+        <w:lastRenderedPageBreak/>
+        <w:t>3</w:t>
+      </w:r>
+      <w:r>
+        <w:rPr>
+          <w:rFonts w:ascii="Noto Serif SC" w:eastAsia="Noto Serif SC" w:hAnsi="Noto Serif SC" w:cs="Noto Serif Light"/>
+          <w:sz w:val="24"/>
+          <w:szCs w:val="24"/>
+          <w:vertAlign w:val="superscript"/>
+          <w:lang w:val="en-US"/>
+        </w:rPr>
+        <w:t>rd</w:t>
+      </w:r>
+      <w:r>
+        <w:rPr>
+          <w:rFonts w:ascii="Noto Serif SC" w:eastAsia="Noto Serif SC" w:hAnsi="Noto Serif SC" w:cs="Noto Serif Light"/>
+          <w:sz w:val="24"/>
+          <w:szCs w:val="24"/>
+          <w:lang w:val="en-US"/>
+        </w:rPr>
+        <w:t xml:space="preserve"> Prize of Singapore International Competition for Chinese Orchestral Composition. His representative works include symphony poem </w:t>
+      </w:r>
+      <w:r>
+        <w:rPr>
+          <w:rFonts w:ascii="Noto Serif SC" w:eastAsia="Noto Serif SC" w:hAnsi="Noto Serif SC" w:cs="Noto Serif Light"/>
+          <w:sz w:val="24"/>
+          <w:szCs w:val="24"/>
+          <w:lang w:val="en-US"/>
+        </w:rPr>
+        <w:t>'</w:t>
+      </w:r>
+      <w:r>
+        <w:rPr>
+          <w:rFonts w:ascii="Noto Serif SC" w:eastAsia="Noto Serif SC" w:hAnsi="Noto Serif SC" w:cs="Noto Serif Light"/>
+          <w:sz w:val="24"/>
+          <w:szCs w:val="24"/>
+          <w:lang w:val="en-US"/>
+        </w:rPr>
+        <w:t xml:space="preserve">Look Towards </w:t>
+      </w:r>
+      <w:proofErr w:type="spellStart"/>
+      <w:r>
+        <w:rPr>
+          <w:rFonts w:ascii="Noto Serif SC" w:eastAsia="Noto Serif SC" w:hAnsi="Noto Serif SC" w:cs="Noto Serif Light"/>
+          <w:sz w:val="24"/>
+          <w:szCs w:val="24"/>
+          <w:lang w:val="en-US"/>
+        </w:rPr>
+        <w:t>Taihu</w:t>
+      </w:r>
+      <w:proofErr w:type="spellEnd"/>
+      <w:r>
+        <w:rPr>
+          <w:rFonts w:ascii="Noto Serif SC" w:eastAsia="Noto Serif SC" w:hAnsi="Noto Serif SC" w:cs="Noto Serif Light"/>
+          <w:sz w:val="24"/>
+          <w:szCs w:val="24"/>
+          <w:lang w:val="en-US"/>
+        </w:rPr>
+        <w:t xml:space="preserve"> Lake</w:t>
+      </w:r>
+      <w:r>
+        <w:rPr>
+          <w:rFonts w:ascii="Noto Serif SC" w:eastAsia="Noto Serif SC" w:hAnsi="Noto Serif SC" w:cs="Noto Serif Light"/>
+          <w:sz w:val="24"/>
+          <w:szCs w:val="24"/>
+          <w:lang w:val="en-US"/>
+        </w:rPr>
+        <w:t>'</w:t>
+      </w:r>
+      <w:r>
+        <w:rPr>
+          <w:rFonts w:ascii="Noto Serif SC" w:eastAsia="Noto Serif SC" w:hAnsi="Noto Serif SC" w:cs="Noto Serif Light"/>
+          <w:sz w:val="24"/>
+          <w:szCs w:val="24"/>
+          <w:lang w:val="en-US"/>
+        </w:rPr>
+        <w:t xml:space="preserve">, </w:t>
+      </w:r>
+      <w:proofErr w:type="spellStart"/>
+      <w:r>
+        <w:rPr>
+          <w:rFonts w:ascii="Noto Serif SC" w:eastAsia="Noto Serif SC" w:hAnsi="Noto Serif SC" w:cs="Noto Serif Light"/>
+          <w:sz w:val="24"/>
+          <w:szCs w:val="24"/>
+          <w:lang w:val="en-US"/>
+        </w:rPr>
+        <w:t>S</w:t>
+      </w:r>
+      <w:r>
+        <w:rPr>
+          <w:rFonts w:ascii="Noto Serif SC" w:eastAsia="Noto Serif SC" w:hAnsi="Noto Serif SC" w:cs="Noto Serif Light"/>
+          <w:sz w:val="24"/>
+          <w:szCs w:val="24"/>
+          <w:lang w:val="en-US"/>
+        </w:rPr>
+        <w:t>uona</w:t>
+      </w:r>
+      <w:proofErr w:type="spellEnd"/>
       <w:r>
         <w:rPr>
           <w:rFonts w:ascii="Noto Serif SC" w:eastAsia="Noto Serif SC" w:hAnsi="Noto Serif SC" w:cs="Noto Serif Light"/>
@@ -2225,73 +2439,34 @@
           <w:szCs w:val="24"/>
           <w:lang w:val="en-US"/>
         </w:rPr>
-        <w:t>Competition, 2017 Best Solo Instrument with Chinese Orchestra Award, Best Orchestration Award and Outstanding Young Composer Award of 'Chinese music without bounds' Hong Kong International Composition Competition, 2016 Original Work Award of 33</w:t>
-      </w:r>
-      <w:r>
-        <w:rPr>
-          <w:rFonts w:ascii="Noto Serif SC" w:eastAsia="Noto Serif SC" w:hAnsi="Noto Serif SC" w:cs="Noto Serif Light"/>
-          <w:sz w:val="24"/>
-          <w:szCs w:val="24"/>
-          <w:vertAlign w:val="superscript"/>
-          <w:lang w:val="en-US"/>
-        </w:rPr>
-        <w:t>rd</w:t>
-      </w:r>
-      <w:r>
-        <w:rPr>
-          <w:rFonts w:ascii="Noto Serif SC" w:eastAsia="Noto Serif SC" w:hAnsi="Noto Serif SC" w:cs="Noto Serif Light"/>
-          <w:sz w:val="24"/>
-          <w:szCs w:val="24"/>
-          <w:lang w:val="en-US"/>
-        </w:rPr>
-        <w:t xml:space="preserve"> Shanghai Spring International Music </w:t>
-      </w:r>
-      <w:r>
-        <w:rPr>
-          <w:rFonts w:ascii="Noto Serif SC" w:eastAsia="Noto Serif SC" w:hAnsi="Noto Serif SC" w:cs="Noto Serif Light"/>
-          <w:sz w:val="24"/>
-          <w:szCs w:val="24"/>
-          <w:lang w:val="en-US"/>
-        </w:rPr>
-        <w:lastRenderedPageBreak/>
-        <w:t>Festival, 2015 3</w:t>
-      </w:r>
-      <w:r>
-        <w:rPr>
-          <w:rFonts w:ascii="Noto Serif SC" w:eastAsia="Noto Serif SC" w:hAnsi="Noto Serif SC" w:cs="Noto Serif Light"/>
-          <w:sz w:val="24"/>
-          <w:szCs w:val="24"/>
-          <w:vertAlign w:val="superscript"/>
-          <w:lang w:val="en-US"/>
-        </w:rPr>
-        <w:t>rd</w:t>
-      </w:r>
-      <w:r>
-        <w:rPr>
-          <w:rFonts w:ascii="Noto Serif SC" w:eastAsia="Noto Serif SC" w:hAnsi="Noto Serif SC" w:cs="Noto Serif Light"/>
-          <w:sz w:val="24"/>
-          <w:szCs w:val="24"/>
-          <w:lang w:val="en-US"/>
-        </w:rPr>
-        <w:t xml:space="preserve"> Prize of Singapore International Competition for Chinese Orchestral Composition. His representative works include symphony poem </w:t>
-      </w:r>
-      <w:r>
-        <w:rPr>
-          <w:rFonts w:ascii="Noto Serif SC" w:eastAsia="Noto Serif SC" w:hAnsi="Noto Serif SC" w:cs="Noto Serif Light"/>
-          <w:sz w:val="24"/>
-          <w:szCs w:val="24"/>
-          <w:lang w:val="en-US"/>
-        </w:rPr>
-        <w:t>‘</w:t>
-      </w:r>
-      <w:r>
-        <w:rPr>
-          <w:rFonts w:ascii="Noto Serif SC" w:eastAsia="Noto Serif SC" w:hAnsi="Noto Serif SC" w:cs="Noto Serif Light"/>
-          <w:sz w:val="24"/>
-          <w:szCs w:val="24"/>
-          <w:lang w:val="en-US"/>
-        </w:rPr>
-        <w:t xml:space="preserve">Look Towards </w:t>
+        <w:t>c</w:t>
+      </w:r>
+      <w:r>
+        <w:rPr>
+          <w:rFonts w:ascii="Noto Serif SC" w:eastAsia="Noto Serif SC" w:hAnsi="Noto Serif SC" w:cs="Noto Serif Light"/>
+          <w:sz w:val="24"/>
+          <w:szCs w:val="24"/>
+          <w:lang w:val="en-US"/>
+        </w:rPr>
+        <w:t>oncerto</w:t>
+      </w:r>
+      <w:r>
+        <w:rPr>
+          <w:rFonts w:ascii="Noto Serif SC" w:eastAsia="Noto Serif SC" w:hAnsi="Noto Serif SC" w:cs="Noto Serif Light"/>
+          <w:sz w:val="24"/>
+          <w:szCs w:val="24"/>
+          <w:lang w:val="en-US"/>
+        </w:rPr>
+        <w:t xml:space="preserve"> '</w:t>
+      </w:r>
+      <w:r>
+        <w:rPr>
+          <w:rFonts w:ascii="Noto Serif SC" w:eastAsia="Noto Serif SC" w:hAnsi="Noto Serif SC" w:cs="Noto Serif Light"/>
+          <w:sz w:val="24"/>
+          <w:szCs w:val="24"/>
+          <w:lang w:val="en-US"/>
+        </w:rPr>
+        <w:t xml:space="preserve">Ode to </w:t>
       </w:r>
       <w:proofErr w:type="spellStart"/>
       <w:r>
@@ -2301,7 +2476,7 @@
           <w:szCs w:val="24"/>
           <w:lang w:val="en-US"/>
         </w:rPr>
-        <w:t>Taihu</w:t>
+        <w:t>Qilin</w:t>
       </w:r>
       <w:proofErr w:type="spellEnd"/>
       <w:r>
@@ -2311,16 +2486,7 @@
           <w:szCs w:val="24"/>
           <w:lang w:val="en-US"/>
         </w:rPr>
-        <w:t xml:space="preserve"> Lake</w:t>
-      </w:r>
-      <w:r>
-        <w:rPr>
-          <w:rFonts w:ascii="Noto Serif SC" w:eastAsia="Noto Serif SC" w:hAnsi="Noto Serif SC" w:cs="Noto Serif Light"/>
-          <w:sz w:val="24"/>
-          <w:szCs w:val="24"/>
-          <w:lang w:val="en-US"/>
-        </w:rPr>
-        <w:t>’</w:t>
+        <w:t>'</w:t>
       </w:r>
       <w:r>
         <w:rPr>
@@ -2331,6 +2497,78 @@
         </w:rPr>
         <w:t xml:space="preserve">, </w:t>
       </w:r>
+      <w:r>
+        <w:rPr>
+          <w:rFonts w:ascii="Noto Serif SC" w:eastAsia="Noto Serif SC" w:hAnsi="Noto Serif SC" w:cs="Noto Serif Light"/>
+          <w:sz w:val="24"/>
+          <w:szCs w:val="24"/>
+          <w:lang w:val="en-US"/>
+        </w:rPr>
+        <w:t>P</w:t>
+      </w:r>
+      <w:r>
+        <w:rPr>
+          <w:rFonts w:ascii="Noto Serif SC" w:eastAsia="Noto Serif SC" w:hAnsi="Noto Serif SC" w:cs="Noto Serif Light"/>
+          <w:sz w:val="24"/>
+          <w:szCs w:val="24"/>
+          <w:lang w:val="en-US"/>
+        </w:rPr>
+        <w:t xml:space="preserve">ipa </w:t>
+      </w:r>
+      <w:r>
+        <w:rPr>
+          <w:rFonts w:ascii="Noto Serif SC" w:eastAsia="Noto Serif SC" w:hAnsi="Noto Serif SC" w:cs="Noto Serif Light"/>
+          <w:sz w:val="24"/>
+          <w:szCs w:val="24"/>
+          <w:lang w:val="en-US"/>
+        </w:rPr>
+        <w:t>c</w:t>
+      </w:r>
+      <w:r>
+        <w:rPr>
+          <w:rFonts w:ascii="Noto Serif SC" w:eastAsia="Noto Serif SC" w:hAnsi="Noto Serif SC" w:cs="Noto Serif Light"/>
+          <w:sz w:val="24"/>
+          <w:szCs w:val="24"/>
+          <w:lang w:val="en-US"/>
+        </w:rPr>
+        <w:t xml:space="preserve">oncerto </w:t>
+      </w:r>
+      <w:r>
+        <w:rPr>
+          <w:rFonts w:ascii="Noto Serif SC" w:eastAsia="Noto Serif SC" w:hAnsi="Noto Serif SC" w:cs="Noto Serif Light"/>
+          <w:sz w:val="24"/>
+          <w:szCs w:val="24"/>
+          <w:lang w:val="en-US"/>
+        </w:rPr>
+        <w:t>'</w:t>
+      </w:r>
+      <w:r>
+        <w:rPr>
+          <w:rFonts w:ascii="Noto Serif SC" w:eastAsia="Noto Serif SC" w:hAnsi="Noto Serif SC" w:cs="Noto Serif Light"/>
+          <w:sz w:val="24"/>
+          <w:szCs w:val="24"/>
+          <w:lang w:val="en-US"/>
+        </w:rPr>
+        <w:t>Fantasy of Flying Apsaras</w:t>
+      </w:r>
+      <w:r>
+        <w:rPr>
+          <w:rFonts w:ascii="Noto Serif SC" w:eastAsia="Noto Serif SC" w:hAnsi="Noto Serif SC" w:cs="Noto Serif Light"/>
+          <w:sz w:val="24"/>
+          <w:szCs w:val="24"/>
+          <w:lang w:val="en-US"/>
+        </w:rPr>
+        <w:t>'</w:t>
+      </w:r>
+      <w:r>
+        <w:rPr>
+          <w:rFonts w:ascii="Noto Serif SC" w:eastAsia="Noto Serif SC" w:hAnsi="Noto Serif SC" w:cs="Noto Serif Light"/>
+          <w:sz w:val="24"/>
+          <w:szCs w:val="24"/>
+          <w:lang w:val="en-US"/>
+        </w:rPr>
+        <w:t xml:space="preserve">, </w:t>
+      </w:r>
       <w:proofErr w:type="spellStart"/>
       <w:r>
         <w:rPr>
@@ -2339,7 +2577,16 @@
           <w:szCs w:val="24"/>
           <w:lang w:val="en-US"/>
         </w:rPr>
-        <w:t>suona</w:t>
+        <w:t>L</w:t>
+      </w:r>
+      <w:r>
+        <w:rPr>
+          <w:rFonts w:ascii="Noto Serif SC" w:eastAsia="Noto Serif SC" w:hAnsi="Noto Serif SC" w:cs="Noto Serif Light"/>
+          <w:sz w:val="24"/>
+          <w:szCs w:val="24"/>
+          <w:lang w:val="en-US"/>
+        </w:rPr>
+        <w:t>iuqin</w:t>
       </w:r>
       <w:proofErr w:type="spellEnd"/>
       <w:r>
@@ -2349,131 +2596,6 @@
           <w:szCs w:val="24"/>
           <w:lang w:val="en-US"/>
         </w:rPr>
-        <w:t xml:space="preserve"> </w:t>
-      </w:r>
-      <w:proofErr w:type="spellStart"/>
-      <w:proofErr w:type="gramStart"/>
-      <w:r>
-        <w:rPr>
-          <w:rFonts w:ascii="Noto Serif SC" w:eastAsia="Noto Serif SC" w:hAnsi="Noto Serif SC" w:cs="Noto Serif Light"/>
-          <w:sz w:val="24"/>
-          <w:szCs w:val="24"/>
-          <w:lang w:val="en-US"/>
-        </w:rPr>
-        <w:t>concerto</w:t>
-      </w:r>
-      <w:r>
-        <w:rPr>
-          <w:rFonts w:ascii="Noto Serif SC" w:eastAsia="Noto Serif SC" w:hAnsi="Noto Serif SC" w:cs="Noto Serif Light"/>
-          <w:sz w:val="24"/>
-          <w:szCs w:val="24"/>
-          <w:lang w:val="en-US"/>
-        </w:rPr>
-        <w:t>‘</w:t>
-      </w:r>
-      <w:proofErr w:type="gramEnd"/>
-      <w:r>
-        <w:rPr>
-          <w:rFonts w:ascii="Noto Serif SC" w:eastAsia="Noto Serif SC" w:hAnsi="Noto Serif SC" w:cs="Noto Serif Light"/>
-          <w:sz w:val="24"/>
-          <w:szCs w:val="24"/>
-          <w:lang w:val="en-US"/>
-        </w:rPr>
-        <w:t>Ode</w:t>
-      </w:r>
-      <w:proofErr w:type="spellEnd"/>
-      <w:r>
-        <w:rPr>
-          <w:rFonts w:ascii="Noto Serif SC" w:eastAsia="Noto Serif SC" w:hAnsi="Noto Serif SC" w:cs="Noto Serif Light"/>
-          <w:sz w:val="24"/>
-          <w:szCs w:val="24"/>
-          <w:lang w:val="en-US"/>
-        </w:rPr>
-        <w:t xml:space="preserve"> to </w:t>
-      </w:r>
-      <w:proofErr w:type="spellStart"/>
-      <w:r>
-        <w:rPr>
-          <w:rFonts w:ascii="Noto Serif SC" w:eastAsia="Noto Serif SC" w:hAnsi="Noto Serif SC" w:cs="Noto Serif Light"/>
-          <w:sz w:val="24"/>
-          <w:szCs w:val="24"/>
-          <w:lang w:val="en-US"/>
-        </w:rPr>
-        <w:t>Qilin</w:t>
-      </w:r>
-      <w:proofErr w:type="spellEnd"/>
-      <w:r>
-        <w:rPr>
-          <w:rFonts w:ascii="Noto Serif SC" w:eastAsia="Noto Serif SC" w:hAnsi="Noto Serif SC" w:cs="Noto Serif Light"/>
-          <w:sz w:val="24"/>
-          <w:szCs w:val="24"/>
-          <w:lang w:val="en-US"/>
-        </w:rPr>
-        <w:t>’</w:t>
-      </w:r>
-      <w:r>
-        <w:rPr>
-          <w:rFonts w:ascii="Noto Serif SC" w:eastAsia="Noto Serif SC" w:hAnsi="Noto Serif SC" w:cs="Noto Serif Light"/>
-          <w:sz w:val="24"/>
-          <w:szCs w:val="24"/>
-          <w:lang w:val="en-US"/>
-        </w:rPr>
-        <w:t xml:space="preserve">, pipa concerto </w:t>
-      </w:r>
-      <w:r>
-        <w:rPr>
-          <w:rFonts w:ascii="Noto Serif SC" w:eastAsia="Noto Serif SC" w:hAnsi="Noto Serif SC" w:cs="Noto Serif Light"/>
-          <w:sz w:val="24"/>
-          <w:szCs w:val="24"/>
-          <w:lang w:val="en-US"/>
-        </w:rPr>
-        <w:t>‘</w:t>
-      </w:r>
-      <w:r>
-        <w:rPr>
-          <w:rFonts w:ascii="Noto Serif SC" w:eastAsia="Noto Serif SC" w:hAnsi="Noto Serif SC" w:cs="Noto Serif Light"/>
-          <w:sz w:val="24"/>
-          <w:szCs w:val="24"/>
-          <w:lang w:val="en-US"/>
-        </w:rPr>
-        <w:t>Fantasy of Flying Apsaras</w:t>
-      </w:r>
-      <w:r>
-        <w:rPr>
-          <w:rFonts w:ascii="Noto Serif SC" w:eastAsia="Noto Serif SC" w:hAnsi="Noto Serif SC" w:cs="Noto Serif Light"/>
-          <w:sz w:val="24"/>
-          <w:szCs w:val="24"/>
-          <w:lang w:val="en-US"/>
-        </w:rPr>
-        <w:t>’</w:t>
-      </w:r>
-      <w:r>
-        <w:rPr>
-          <w:rFonts w:ascii="Noto Serif SC" w:eastAsia="Noto Serif SC" w:hAnsi="Noto Serif SC" w:cs="Noto Serif Light"/>
-          <w:sz w:val="24"/>
-          <w:szCs w:val="24"/>
-          <w:lang w:val="en-US"/>
-        </w:rPr>
-        <w:t xml:space="preserve">, </w:t>
-      </w:r>
-      <w:proofErr w:type="spellStart"/>
-      <w:r>
-        <w:rPr>
-          <w:rFonts w:ascii="Noto Serif SC" w:eastAsia="Noto Serif SC" w:hAnsi="Noto Serif SC" w:cs="Noto Serif Light"/>
-          <w:sz w:val="24"/>
-          <w:szCs w:val="24"/>
-          <w:lang w:val="en-US"/>
-        </w:rPr>
-        <w:t>liuqin</w:t>
-      </w:r>
-      <w:proofErr w:type="spellEnd"/>
-      <w:r>
-        <w:rPr>
-          <w:rFonts w:ascii="Noto Serif SC" w:eastAsia="Noto Serif SC" w:hAnsi="Noto Serif SC" w:cs="Noto Serif Light"/>
-          <w:sz w:val="24"/>
-          <w:szCs w:val="24"/>
-          <w:lang w:val="en-US"/>
-        </w:rPr>
         <w:t xml:space="preserve"> concerto </w:t>
       </w:r>
       <w:r>
@@ -2483,7 +2605,7 @@
           <w:szCs w:val="24"/>
           <w:lang w:val="en-US"/>
         </w:rPr>
-        <w:t>‘</w:t>
+        <w:t>'</w:t>
       </w:r>
       <w:r>
         <w:rPr>
@@ -2501,7 +2623,7 @@
           <w:szCs w:val="24"/>
           <w:lang w:val="en-US"/>
         </w:rPr>
-        <w:t>’</w:t>
+        <w:t>'</w:t>
       </w:r>
       <w:r>
         <w:rPr>

--- a/Front Matter/Template/8_Front-Matter.docx
+++ b/Front Matter/Template/8_Front-Matter.docx
@@ -20,8 +20,8 @@
         <w:rPr>
           <w:rFonts w:ascii="Noto Serif SC" w:eastAsia="Noto Serif SC" w:hAnsi="Noto Serif SC" w:cs="Noto Serif"/>
           <w:b/>
-          <w:sz w:val="60"/>
-          <w:szCs w:val="60"/>
+          <w:sz w:val="120"/>
+          <w:szCs w:val="120"/>
           <w:lang w:val="en-US"/>
         </w:rPr>
       </w:pPr>
@@ -29,8 +29,8 @@
         <w:rPr>
           <w:rFonts w:ascii="Noto Serif SC" w:eastAsia="Noto Serif SC" w:hAnsi="Noto Serif SC" w:cs="Noto Serif" w:hint="eastAsia"/>
           <w:b/>
-          <w:sz w:val="60"/>
-          <w:szCs w:val="60"/>
+          <w:sz w:val="120"/>
+          <w:szCs w:val="120"/>
           <w:lang w:val="en-US"/>
         </w:rPr>
         <w:t>穿越热带雨林</w:t>
@@ -39,8 +39,8 @@
         <w:rPr>
           <w:rFonts w:ascii="Noto Serif SC" w:eastAsia="Noto Serif SC" w:hAnsi="Noto Serif SC" w:cs="Noto Serif"/>
           <w:b/>
-          <w:sz w:val="60"/>
-          <w:szCs w:val="60"/>
+          <w:sz w:val="120"/>
+          <w:szCs w:val="120"/>
           <w:lang w:val="en-US"/>
         </w:rPr>
         <w:t xml:space="preserve">    </w:t>
@@ -73,16 +73,16 @@
         <w:jc w:val="right"/>
         <w:rPr>
           <w:rFonts w:ascii="Noto Serif SC" w:eastAsia="Noto Serif SC" w:hAnsi="Noto Serif SC" w:cs="Noto Serif"/>
-          <w:sz w:val="36"/>
-          <w:szCs w:val="72"/>
-          <w:lang w:val="en-US"/>
-        </w:rPr>
-      </w:pPr>
-      <w:r>
-        <w:rPr>
-          <w:rFonts w:ascii="Noto Serif SC" w:eastAsia="Noto Serif SC" w:hAnsi="Noto Serif SC" w:cs="Noto Serif" w:hint="eastAsia"/>
-          <w:sz w:val="36"/>
-          <w:szCs w:val="72"/>
+          <w:sz w:val="40"/>
+          <w:szCs w:val="40"/>
+          <w:lang w:val="en-US"/>
+        </w:rPr>
+      </w:pPr>
+      <w:r>
+        <w:rPr>
+          <w:rFonts w:ascii="Noto Serif SC" w:eastAsia="Noto Serif SC" w:hAnsi="Noto Serif SC" w:cs="Noto Serif" w:hint="eastAsia"/>
+          <w:sz w:val="40"/>
+          <w:szCs w:val="40"/>
           <w:lang w:val="en-US"/>
         </w:rPr>
         <w:t>为华乐团而作</w:t>
@@ -126,16 +126,16 @@
         <w:jc w:val="right"/>
         <w:rPr>
           <w:rFonts w:ascii="Noto Serif SC" w:eastAsia="Noto Serif SC" w:hAnsi="Noto Serif SC" w:cs="Noto Serif"/>
-          <w:sz w:val="44"/>
-          <w:szCs w:val="144"/>
-          <w:lang w:val="en-US"/>
-        </w:rPr>
-      </w:pPr>
-      <w:r>
-        <w:rPr>
-          <w:rFonts w:ascii="Noto Serif SC" w:eastAsia="Noto Serif SC" w:hAnsi="Noto Serif SC" w:cs="Noto Serif" w:hint="eastAsia"/>
-          <w:sz w:val="44"/>
-          <w:szCs w:val="144"/>
+          <w:sz w:val="60"/>
+          <w:szCs w:val="60"/>
+          <w:lang w:val="en-US"/>
+        </w:rPr>
+      </w:pPr>
+      <w:r>
+        <w:rPr>
+          <w:rFonts w:ascii="Noto Serif SC" w:eastAsia="Noto Serif SC" w:hAnsi="Noto Serif SC" w:cs="Noto Serif" w:hint="eastAsia"/>
+          <w:sz w:val="60"/>
+          <w:szCs w:val="60"/>
           <w:lang w:val="en-US"/>
         </w:rPr>
         <w:t>孔志轩</w:t>
@@ -886,7 +886,7 @@
           <w:szCs w:val="32"/>
           <w:lang w:val="en-US"/>
         </w:rPr>
-        <w:t>’</w:t>
+        <w:t>'</w:t>
       </w:r>
     </w:p>
     <w:p>

--- a/Front Matter/Template/8_Front-Matter.docx
+++ b/Front Matter/Template/8_Front-Matter.docx
@@ -241,7 +241,7 @@
           <w:headerReference w:type="default" r:id="rId7"/>
           <w:footerReference w:type="default" r:id="rId8"/>
           <w:pgSz w:w="16840" w:h="23820"/>
-          <w:pgMar w:top="1440" w:right="1800" w:bottom="1440" w:left="1800" w:header="706" w:footer="1411" w:gutter="0"/>
+          <w:pgMar w:top="1418" w:right="1418" w:bottom="1418" w:left="1588" w:header="709" w:footer="1412" w:gutter="0"/>
           <w:cols w:space="708"/>
           <w:docGrid w:linePitch="360"/>
         </w:sectPr>
@@ -639,9 +639,8 @@
         </w:rPr>
         <w:sectPr>
           <w:pgSz w:w="16840" w:h="23820"/>
-          <w:pgMar w:top="1440" w:right="1800" w:bottom="1440" w:left="1800" w:header="708" w:footer="1417" w:gutter="0"/>
+          <w:pgMar w:top="1418" w:right="1418" w:bottom="1418" w:left="1588" w:header="709" w:footer="1412" w:gutter="0"/>
           <w:cols w:space="708"/>
-          <w:titlePg/>
           <w:docGrid w:linePitch="360"/>
         </w:sectPr>
       </w:pPr>
@@ -945,9 +944,8 @@
         </w:rPr>
         <w:sectPr>
           <w:pgSz w:w="16840" w:h="23820"/>
-          <w:pgMar w:top="1440" w:right="1800" w:bottom="1440" w:left="1800" w:header="708" w:footer="1417" w:gutter="0"/>
+          <w:pgMar w:top="1418" w:right="1418" w:bottom="1418" w:left="1588" w:header="709" w:footer="1412" w:gutter="0"/>
           <w:cols w:space="708"/>
-          <w:titlePg/>
           <w:docGrid w:linePitch="360"/>
         </w:sectPr>
       </w:pPr>
@@ -1565,9 +1563,8 @@
         </w:rPr>
         <w:sectPr>
           <w:pgSz w:w="16840" w:h="23820"/>
-          <w:pgMar w:top="1440" w:right="1800" w:bottom="1440" w:left="1800" w:header="708" w:footer="1417" w:gutter="0"/>
+          <w:pgMar w:top="1418" w:right="1418" w:bottom="1418" w:left="1588" w:header="709" w:footer="1412" w:gutter="0"/>
           <w:cols w:space="708"/>
-          <w:titlePg/>
           <w:docGrid w:linePitch="360"/>
         </w:sectPr>
       </w:pPr>
@@ -2316,7 +2313,26 @@
           <w:szCs w:val="24"/>
           <w:lang w:val="en-US"/>
         </w:rPr>
-        <w:t xml:space="preserve"> Shanghai Spring International Music Festival, 2015 </w:t>
+        <w:t xml:space="preserve"> Shanghai Spring International Music Festival, 2015 3</w:t>
+      </w:r>
+      <w:r>
+        <w:rPr>
+          <w:rFonts w:ascii="Noto Serif SC" w:eastAsia="Noto Serif SC" w:hAnsi="Noto Serif SC" w:cs="Noto Serif Light"/>
+          <w:sz w:val="24"/>
+          <w:szCs w:val="24"/>
+          <w:vertAlign w:val="superscript"/>
+          <w:lang w:val="en-US"/>
+        </w:rPr>
+        <w:t>rd</w:t>
+      </w:r>
+      <w:r>
+        <w:rPr>
+          <w:rFonts w:ascii="Noto Serif SC" w:eastAsia="Noto Serif SC" w:hAnsi="Noto Serif SC" w:cs="Noto Serif Light"/>
+          <w:sz w:val="24"/>
+          <w:szCs w:val="24"/>
+          <w:lang w:val="en-US"/>
+        </w:rPr>
+        <w:t xml:space="preserve"> Prize of </w:t>
       </w:r>
       <w:r>
         <w:rPr>
@@ -2326,26 +2342,7 @@
           <w:lang w:val="en-US"/>
         </w:rPr>
         <w:lastRenderedPageBreak/>
-        <w:t>3</w:t>
-      </w:r>
-      <w:r>
-        <w:rPr>
-          <w:rFonts w:ascii="Noto Serif SC" w:eastAsia="Noto Serif SC" w:hAnsi="Noto Serif SC" w:cs="Noto Serif Light"/>
-          <w:sz w:val="24"/>
-          <w:szCs w:val="24"/>
-          <w:vertAlign w:val="superscript"/>
-          <w:lang w:val="en-US"/>
-        </w:rPr>
-        <w:t>rd</w:t>
-      </w:r>
-      <w:r>
-        <w:rPr>
-          <w:rFonts w:ascii="Noto Serif SC" w:eastAsia="Noto Serif SC" w:hAnsi="Noto Serif SC" w:cs="Noto Serif Light"/>
-          <w:sz w:val="24"/>
-          <w:szCs w:val="24"/>
-          <w:lang w:val="en-US"/>
-        </w:rPr>
-        <w:t xml:space="preserve"> Prize of Singapore International Competition for Chinese Orchestral Composition. His representative works include symphony poem </w:t>
+        <w:t xml:space="preserve">Singapore International Competition for Chinese Orchestral Composition. His representative works include symphony poem </w:t>
       </w:r>
       <w:r>
         <w:rPr>
@@ -2403,6 +2400,60 @@
         </w:rPr>
         <w:t xml:space="preserve">, </w:t>
       </w:r>
+      <w:r>
+        <w:rPr>
+          <w:rFonts w:ascii="Noto Serif SC" w:eastAsia="Noto Serif SC" w:hAnsi="Noto Serif SC" w:cs="Noto Serif Light"/>
+          <w:sz w:val="24"/>
+          <w:szCs w:val="24"/>
+          <w:lang w:val="en-US"/>
+        </w:rPr>
+        <w:t>S</w:t>
+      </w:r>
+      <w:r>
+        <w:rPr>
+          <w:rFonts w:ascii="Noto Serif SC" w:eastAsia="Noto Serif SC" w:hAnsi="Noto Serif SC" w:cs="Noto Serif Light"/>
+          <w:sz w:val="24"/>
+          <w:szCs w:val="24"/>
+          <w:lang w:val="en-US"/>
+        </w:rPr>
+        <w:t xml:space="preserve">uona </w:t>
+      </w:r>
+      <w:r>
+        <w:rPr>
+          <w:rFonts w:ascii="Noto Serif SC" w:eastAsia="Noto Serif SC" w:hAnsi="Noto Serif SC" w:cs="Noto Serif Light"/>
+          <w:sz w:val="24"/>
+          <w:szCs w:val="24"/>
+          <w:lang w:val="en-US"/>
+        </w:rPr>
+        <w:t>c</w:t>
+      </w:r>
+      <w:r>
+        <w:rPr>
+          <w:rFonts w:ascii="Noto Serif SC" w:eastAsia="Noto Serif SC" w:hAnsi="Noto Serif SC" w:cs="Noto Serif Light"/>
+          <w:sz w:val="24"/>
+          <w:szCs w:val="24"/>
+          <w:lang w:val="en-US"/>
+        </w:rPr>
+        <w:t>oncerto</w:t>
+      </w:r>
+      <w:r>
+        <w:rPr>
+          <w:rFonts w:ascii="Noto Serif SC" w:eastAsia="Noto Serif SC" w:hAnsi="Noto Serif SC" w:cs="Noto Serif Light"/>
+          <w:sz w:val="24"/>
+          <w:szCs w:val="24"/>
+          <w:lang w:val="en-US"/>
+        </w:rPr>
+        <w:t xml:space="preserve"> '</w:t>
+      </w:r>
+      <w:r>
+        <w:rPr>
+          <w:rFonts w:ascii="Noto Serif SC" w:eastAsia="Noto Serif SC" w:hAnsi="Noto Serif SC" w:cs="Noto Serif Light"/>
+          <w:sz w:val="24"/>
+          <w:szCs w:val="24"/>
+          <w:lang w:val="en-US"/>
+        </w:rPr>
+        <w:t xml:space="preserve">Ode to </w:t>
+      </w:r>
       <w:proofErr w:type="spellStart"/>
       <w:r>
         <w:rPr>
@@ -2411,16 +2462,7 @@
           <w:szCs w:val="24"/>
           <w:lang w:val="en-US"/>
         </w:rPr>
-        <w:t>S</w:t>
-      </w:r>
-      <w:r>
-        <w:rPr>
-          <w:rFonts w:ascii="Noto Serif SC" w:eastAsia="Noto Serif SC" w:hAnsi="Noto Serif SC" w:cs="Noto Serif Light"/>
-          <w:sz w:val="24"/>
-          <w:szCs w:val="24"/>
-          <w:lang w:val="en-US"/>
-        </w:rPr>
-        <w:t>uona</w:t>
+        <w:t>Qilin</w:t>
       </w:r>
       <w:proofErr w:type="spellEnd"/>
       <w:r>
@@ -2430,7 +2472,34 @@
           <w:szCs w:val="24"/>
           <w:lang w:val="en-US"/>
         </w:rPr>
-        <w:t xml:space="preserve"> </w:t>
+        <w:t>'</w:t>
+      </w:r>
+      <w:r>
+        <w:rPr>
+          <w:rFonts w:ascii="Noto Serif SC" w:eastAsia="Noto Serif SC" w:hAnsi="Noto Serif SC" w:cs="Noto Serif Light"/>
+          <w:sz w:val="24"/>
+          <w:szCs w:val="24"/>
+          <w:lang w:val="en-US"/>
+        </w:rPr>
+        <w:t xml:space="preserve">, </w:t>
+      </w:r>
+      <w:r>
+        <w:rPr>
+          <w:rFonts w:ascii="Noto Serif SC" w:eastAsia="Noto Serif SC" w:hAnsi="Noto Serif SC" w:cs="Noto Serif Light"/>
+          <w:sz w:val="24"/>
+          <w:szCs w:val="24"/>
+          <w:lang w:val="en-US"/>
+        </w:rPr>
+        <w:t>P</w:t>
+      </w:r>
+      <w:r>
+        <w:rPr>
+          <w:rFonts w:ascii="Noto Serif SC" w:eastAsia="Noto Serif SC" w:hAnsi="Noto Serif SC" w:cs="Noto Serif Light"/>
+          <w:sz w:val="24"/>
+          <w:szCs w:val="24"/>
+          <w:lang w:val="en-US"/>
+        </w:rPr>
+        <w:t xml:space="preserve">ipa </w:t>
       </w:r>
       <w:r>
         <w:rPr>
@@ -2448,37 +2517,8 @@
           <w:szCs w:val="24"/>
           <w:lang w:val="en-US"/>
         </w:rPr>
-        <w:t>oncerto</w:t>
-      </w:r>
-      <w:r>
-        <w:rPr>
-          <w:rFonts w:ascii="Noto Serif SC" w:eastAsia="Noto Serif SC" w:hAnsi="Noto Serif SC" w:cs="Noto Serif Light"/>
-          <w:sz w:val="24"/>
-          <w:szCs w:val="24"/>
-          <w:lang w:val="en-US"/>
-        </w:rPr>
-        <w:t xml:space="preserve"> '</w:t>
-      </w:r>
-      <w:r>
-        <w:rPr>
-          <w:rFonts w:ascii="Noto Serif SC" w:eastAsia="Noto Serif SC" w:hAnsi="Noto Serif SC" w:cs="Noto Serif Light"/>
-          <w:sz w:val="24"/>
-          <w:szCs w:val="24"/>
-          <w:lang w:val="en-US"/>
-        </w:rPr>
-        <w:t xml:space="preserve">Ode to </w:t>
-      </w:r>
-      <w:proofErr w:type="spellStart"/>
-      <w:r>
-        <w:rPr>
-          <w:rFonts w:ascii="Noto Serif SC" w:eastAsia="Noto Serif SC" w:hAnsi="Noto Serif SC" w:cs="Noto Serif Light"/>
-          <w:sz w:val="24"/>
-          <w:szCs w:val="24"/>
-          <w:lang w:val="en-US"/>
-        </w:rPr>
-        <w:t>Qilin</w:t>
-      </w:r>
-      <w:proofErr w:type="spellEnd"/>
+        <w:t xml:space="preserve">oncerto </w:t>
+      </w:r>
       <w:r>
         <w:rPr>
           <w:rFonts w:ascii="Noto Serif SC" w:eastAsia="Noto Serif SC" w:hAnsi="Noto Serif SC" w:cs="Noto Serif Light"/>
@@ -2495,6 +2535,24 @@
           <w:szCs w:val="24"/>
           <w:lang w:val="en-US"/>
         </w:rPr>
+        <w:t>Fantasy of Flying Apsaras</w:t>
+      </w:r>
+      <w:r>
+        <w:rPr>
+          <w:rFonts w:ascii="Noto Serif SC" w:eastAsia="Noto Serif SC" w:hAnsi="Noto Serif SC" w:cs="Noto Serif Light"/>
+          <w:sz w:val="24"/>
+          <w:szCs w:val="24"/>
+          <w:lang w:val="en-US"/>
+        </w:rPr>
+        <w:t>'</w:t>
+      </w:r>
+      <w:r>
+        <w:rPr>
+          <w:rFonts w:ascii="Noto Serif SC" w:eastAsia="Noto Serif SC" w:hAnsi="Noto Serif SC" w:cs="Noto Serif Light"/>
+          <w:sz w:val="24"/>
+          <w:szCs w:val="24"/>
+          <w:lang w:val="en-US"/>
+        </w:rPr>
         <w:t xml:space="preserve">, </w:t>
       </w:r>
       <w:r>
@@ -2504,79 +2562,6 @@
           <w:szCs w:val="24"/>
           <w:lang w:val="en-US"/>
         </w:rPr>
-        <w:t>P</w:t>
-      </w:r>
-      <w:r>
-        <w:rPr>
-          <w:rFonts w:ascii="Noto Serif SC" w:eastAsia="Noto Serif SC" w:hAnsi="Noto Serif SC" w:cs="Noto Serif Light"/>
-          <w:sz w:val="24"/>
-          <w:szCs w:val="24"/>
-          <w:lang w:val="en-US"/>
-        </w:rPr>
-        <w:t xml:space="preserve">ipa </w:t>
-      </w:r>
-      <w:r>
-        <w:rPr>
-          <w:rFonts w:ascii="Noto Serif SC" w:eastAsia="Noto Serif SC" w:hAnsi="Noto Serif SC" w:cs="Noto Serif Light"/>
-          <w:sz w:val="24"/>
-          <w:szCs w:val="24"/>
-          <w:lang w:val="en-US"/>
-        </w:rPr>
-        <w:t>c</w:t>
-      </w:r>
-      <w:r>
-        <w:rPr>
-          <w:rFonts w:ascii="Noto Serif SC" w:eastAsia="Noto Serif SC" w:hAnsi="Noto Serif SC" w:cs="Noto Serif Light"/>
-          <w:sz w:val="24"/>
-          <w:szCs w:val="24"/>
-          <w:lang w:val="en-US"/>
-        </w:rPr>
-        <w:t xml:space="preserve">oncerto </w:t>
-      </w:r>
-      <w:r>
-        <w:rPr>
-          <w:rFonts w:ascii="Noto Serif SC" w:eastAsia="Noto Serif SC" w:hAnsi="Noto Serif SC" w:cs="Noto Serif Light"/>
-          <w:sz w:val="24"/>
-          <w:szCs w:val="24"/>
-          <w:lang w:val="en-US"/>
-        </w:rPr>
-        <w:t>'</w:t>
-      </w:r>
-      <w:r>
-        <w:rPr>
-          <w:rFonts w:ascii="Noto Serif SC" w:eastAsia="Noto Serif SC" w:hAnsi="Noto Serif SC" w:cs="Noto Serif Light"/>
-          <w:sz w:val="24"/>
-          <w:szCs w:val="24"/>
-          <w:lang w:val="en-US"/>
-        </w:rPr>
-        <w:t>Fantasy of Flying Apsaras</w:t>
-      </w:r>
-      <w:r>
-        <w:rPr>
-          <w:rFonts w:ascii="Noto Serif SC" w:eastAsia="Noto Serif SC" w:hAnsi="Noto Serif SC" w:cs="Noto Serif Light"/>
-          <w:sz w:val="24"/>
-          <w:szCs w:val="24"/>
-          <w:lang w:val="en-US"/>
-        </w:rPr>
-        <w:t>'</w:t>
-      </w:r>
-      <w:r>
-        <w:rPr>
-          <w:rFonts w:ascii="Noto Serif SC" w:eastAsia="Noto Serif SC" w:hAnsi="Noto Serif SC" w:cs="Noto Serif Light"/>
-          <w:sz w:val="24"/>
-          <w:szCs w:val="24"/>
-          <w:lang w:val="en-US"/>
-        </w:rPr>
-        <w:t xml:space="preserve">, </w:t>
-      </w:r>
-      <w:proofErr w:type="spellStart"/>
-      <w:r>
-        <w:rPr>
-          <w:rFonts w:ascii="Noto Serif SC" w:eastAsia="Noto Serif SC" w:hAnsi="Noto Serif SC" w:cs="Noto Serif Light"/>
-          <w:sz w:val="24"/>
-          <w:szCs w:val="24"/>
-          <w:lang w:val="en-US"/>
-        </w:rPr>
         <w:t>L</w:t>
       </w:r>
       <w:r>
@@ -2586,17 +2571,7 @@
           <w:szCs w:val="24"/>
           <w:lang w:val="en-US"/>
         </w:rPr>
-        <w:t>iuqin</w:t>
-      </w:r>
-      <w:proofErr w:type="spellEnd"/>
-      <w:r>
-        <w:rPr>
-          <w:rFonts w:ascii="Noto Serif SC" w:eastAsia="Noto Serif SC" w:hAnsi="Noto Serif SC" w:cs="Noto Serif Light"/>
-          <w:sz w:val="24"/>
-          <w:szCs w:val="24"/>
-          <w:lang w:val="en-US"/>
-        </w:rPr>
-        <w:t xml:space="preserve"> concerto </w:t>
+        <w:t xml:space="preserve">iuqin concerto </w:t>
       </w:r>
       <w:r>
         <w:rPr>
@@ -2646,9 +2621,8 @@
         </w:rPr>
         <w:sectPr>
           <w:pgSz w:w="16840" w:h="23820"/>
-          <w:pgMar w:top="1440" w:right="1800" w:bottom="1440" w:left="1800" w:header="706" w:footer="1411" w:gutter="0"/>
+          <w:pgMar w:top="1418" w:right="1418" w:bottom="1418" w:left="1588" w:header="709" w:footer="1412" w:gutter="0"/>
           <w:cols w:space="708"/>
-          <w:titlePg/>
           <w:docGrid w:linePitch="360"/>
         </w:sectPr>
       </w:pPr>
@@ -2978,7 +2952,100 @@
           <w:szCs w:val="24"/>
           <w:lang w:val="en-US"/>
         </w:rPr>
-        <w:t xml:space="preserve">1 </w:t>
+        <w:t>1 Bang</w:t>
+      </w:r>
+      <w:r>
+        <w:rPr>
+          <w:rFonts w:ascii="Noto Serif SC" w:eastAsia="Noto Serif SC" w:hAnsi="Noto Serif SC" w:cs="Noto Serif"/>
+          <w:sz w:val="24"/>
+          <w:szCs w:val="24"/>
+          <w:lang w:val="en-US"/>
+        </w:rPr>
+        <w:t>d</w:t>
+      </w:r>
+      <w:r>
+        <w:rPr>
+          <w:rFonts w:ascii="Noto Serif SC" w:eastAsia="Noto Serif SC" w:hAnsi="Noto Serif SC" w:cs="Noto Serif"/>
+          <w:sz w:val="24"/>
+          <w:szCs w:val="24"/>
+          <w:lang w:val="en-US"/>
+        </w:rPr>
+        <w:t>i</w:t>
+      </w:r>
+    </w:p>
+    <w:p>
+      <w:pPr>
+        <w:rPr>
+          <w:rFonts w:ascii="Noto Serif SC" w:eastAsia="Noto Serif SC" w:hAnsi="Noto Serif SC" w:cs="Noto Serif"/>
+          <w:sz w:val="24"/>
+          <w:szCs w:val="24"/>
+          <w:lang w:val="en-US"/>
+        </w:rPr>
+      </w:pPr>
+      <w:r>
+        <w:rPr>
+          <w:rFonts w:ascii="Noto Serif SC" w:eastAsia="Noto Serif SC" w:hAnsi="Noto Serif SC" w:cs="Noto Serif" w:hint="eastAsia"/>
+          <w:sz w:val="24"/>
+          <w:szCs w:val="24"/>
+          <w:lang w:val="en-US"/>
+        </w:rPr>
+        <w:t xml:space="preserve">2 曲笛 </w:t>
+      </w:r>
+      <w:r>
+        <w:rPr>
+          <w:rFonts w:ascii="Noto Serif SC" w:eastAsia="Noto Serif SC" w:hAnsi="Noto Serif SC" w:cs="Noto Serif"/>
+          <w:sz w:val="24"/>
+          <w:szCs w:val="24"/>
+          <w:lang w:val="en-US"/>
+        </w:rPr>
+        <w:t>2 Qu</w:t>
+      </w:r>
+      <w:r>
+        <w:rPr>
+          <w:rFonts w:ascii="Noto Serif SC" w:eastAsia="Noto Serif SC" w:hAnsi="Noto Serif SC" w:cs="Noto Serif"/>
+          <w:sz w:val="24"/>
+          <w:szCs w:val="24"/>
+          <w:lang w:val="en-US"/>
+        </w:rPr>
+        <w:t>d</w:t>
+      </w:r>
+      <w:r>
+        <w:rPr>
+          <w:rFonts w:ascii="Noto Serif SC" w:eastAsia="Noto Serif SC" w:hAnsi="Noto Serif SC" w:cs="Noto Serif"/>
+          <w:sz w:val="24"/>
+          <w:szCs w:val="24"/>
+          <w:lang w:val="en-US"/>
+        </w:rPr>
+        <w:t>i</w:t>
+      </w:r>
+    </w:p>
+    <w:p>
+      <w:pPr>
+        <w:spacing w:after="120"/>
+        <w:rPr>
+          <w:rFonts w:ascii="Noto Serif SC" w:eastAsia="Noto Serif SC" w:hAnsi="Noto Serif SC" w:cs="Noto Serif"/>
+          <w:sz w:val="24"/>
+          <w:szCs w:val="24"/>
+          <w:lang w:val="en-US"/>
+        </w:rPr>
+      </w:pPr>
+      <w:r>
+        <w:rPr>
+          <w:rFonts w:ascii="Noto Serif SC" w:eastAsia="Noto Serif SC" w:hAnsi="Noto Serif SC" w:cs="Noto Serif" w:hint="eastAsia"/>
+          <w:sz w:val="24"/>
+          <w:szCs w:val="24"/>
+          <w:lang w:val="en-US"/>
+        </w:rPr>
+        <w:t xml:space="preserve">2 新笛 </w:t>
+      </w:r>
+      <w:r>
+        <w:rPr>
+          <w:rFonts w:ascii="Noto Serif SC" w:eastAsia="Noto Serif SC" w:hAnsi="Noto Serif SC" w:cs="Noto Serif"/>
+          <w:sz w:val="24"/>
+          <w:szCs w:val="24"/>
+          <w:lang w:val="en-US"/>
+        </w:rPr>
+        <w:t xml:space="preserve">2 </w:t>
       </w:r>
       <w:proofErr w:type="spellStart"/>
       <w:r>
@@ -2988,7 +3055,7 @@
           <w:szCs w:val="24"/>
           <w:lang w:val="en-US"/>
         </w:rPr>
-        <w:t>Bang</w:t>
+        <w:t>Xin</w:t>
       </w:r>
       <w:r>
         <w:rPr>
@@ -3026,46 +3093,45 @@
           <w:szCs w:val="24"/>
           <w:lang w:val="en-US"/>
         </w:rPr>
-        <w:t xml:space="preserve">2 曲笛 </w:t>
-      </w:r>
-      <w:r>
-        <w:rPr>
-          <w:rFonts w:ascii="Noto Serif SC" w:eastAsia="Noto Serif SC" w:hAnsi="Noto Serif SC" w:cs="Noto Serif"/>
-          <w:sz w:val="24"/>
-          <w:szCs w:val="24"/>
-          <w:lang w:val="en-US"/>
-        </w:rPr>
-        <w:t xml:space="preserve">2 </w:t>
-      </w:r>
-      <w:proofErr w:type="spellStart"/>
-      <w:r>
-        <w:rPr>
-          <w:rFonts w:ascii="Noto Serif SC" w:eastAsia="Noto Serif SC" w:hAnsi="Noto Serif SC" w:cs="Noto Serif"/>
-          <w:sz w:val="24"/>
-          <w:szCs w:val="24"/>
-          <w:lang w:val="en-US"/>
-        </w:rPr>
-        <w:t>Qu</w:t>
-      </w:r>
-      <w:r>
-        <w:rPr>
-          <w:rFonts w:ascii="Noto Serif SC" w:eastAsia="Noto Serif SC" w:hAnsi="Noto Serif SC" w:cs="Noto Serif"/>
-          <w:sz w:val="24"/>
-          <w:szCs w:val="24"/>
-          <w:lang w:val="en-US"/>
-        </w:rPr>
-        <w:t>d</w:t>
-      </w:r>
-      <w:r>
-        <w:rPr>
-          <w:rFonts w:ascii="Noto Serif SC" w:eastAsia="Noto Serif SC" w:hAnsi="Noto Serif SC" w:cs="Noto Serif"/>
-          <w:sz w:val="24"/>
-          <w:szCs w:val="24"/>
-          <w:lang w:val="en-US"/>
-        </w:rPr>
-        <w:t>i</w:t>
-      </w:r>
-      <w:proofErr w:type="spellEnd"/>
+        <w:t xml:space="preserve">2 高音笙 </w:t>
+      </w:r>
+      <w:r>
+        <w:rPr>
+          <w:rFonts w:ascii="Noto Serif SC" w:eastAsia="Noto Serif SC" w:hAnsi="Noto Serif SC" w:cs="Noto Serif"/>
+          <w:sz w:val="24"/>
+          <w:szCs w:val="24"/>
+          <w:lang w:val="en-US"/>
+        </w:rPr>
+        <w:t>2 Gaoyin Sheng</w:t>
+      </w:r>
+    </w:p>
+    <w:p>
+      <w:pPr>
+        <w:rPr>
+          <w:rFonts w:ascii="Noto Serif SC" w:eastAsia="Noto Serif SC" w:hAnsi="Noto Serif SC" w:cs="Noto Serif"/>
+          <w:sz w:val="24"/>
+          <w:szCs w:val="24"/>
+          <w:lang w:val="en-US"/>
+        </w:rPr>
+      </w:pPr>
+      <w:r>
+        <w:rPr>
+          <w:rFonts w:ascii="Noto Serif SC" w:eastAsia="Noto Serif SC" w:hAnsi="Noto Serif SC" w:cs="Noto Serif" w:hint="eastAsia"/>
+          <w:sz w:val="24"/>
+          <w:szCs w:val="24"/>
+          <w:lang w:val="en-US"/>
+        </w:rPr>
+        <w:t xml:space="preserve">2 中音笙 </w:t>
+      </w:r>
+      <w:r>
+        <w:rPr>
+          <w:rFonts w:ascii="Noto Serif SC" w:eastAsia="Noto Serif SC" w:hAnsi="Noto Serif SC" w:cs="Noto Serif"/>
+          <w:sz w:val="24"/>
+          <w:szCs w:val="24"/>
+          <w:lang w:val="en-US"/>
+        </w:rPr>
+        <w:t>2 Zhongyin Sheng</w:t>
+      </w:r>
     </w:p>
     <w:p>
       <w:pPr>
@@ -3084,160 +3150,6 @@
           <w:szCs w:val="24"/>
           <w:lang w:val="en-US"/>
         </w:rPr>
-        <w:t xml:space="preserve">2 新笛 </w:t>
-      </w:r>
-      <w:r>
-        <w:rPr>
-          <w:rFonts w:ascii="Noto Serif SC" w:eastAsia="Noto Serif SC" w:hAnsi="Noto Serif SC" w:cs="Noto Serif"/>
-          <w:sz w:val="24"/>
-          <w:szCs w:val="24"/>
-          <w:lang w:val="en-US"/>
-        </w:rPr>
-        <w:t xml:space="preserve">2 </w:t>
-      </w:r>
-      <w:proofErr w:type="spellStart"/>
-      <w:r>
-        <w:rPr>
-          <w:rFonts w:ascii="Noto Serif SC" w:eastAsia="Noto Serif SC" w:hAnsi="Noto Serif SC" w:cs="Noto Serif"/>
-          <w:sz w:val="24"/>
-          <w:szCs w:val="24"/>
-          <w:lang w:val="en-US"/>
-        </w:rPr>
-        <w:t>Xin</w:t>
-      </w:r>
-      <w:r>
-        <w:rPr>
-          <w:rFonts w:ascii="Noto Serif SC" w:eastAsia="Noto Serif SC" w:hAnsi="Noto Serif SC" w:cs="Noto Serif"/>
-          <w:sz w:val="24"/>
-          <w:szCs w:val="24"/>
-          <w:lang w:val="en-US"/>
-        </w:rPr>
-        <w:t>d</w:t>
-      </w:r>
-      <w:r>
-        <w:rPr>
-          <w:rFonts w:ascii="Noto Serif SC" w:eastAsia="Noto Serif SC" w:hAnsi="Noto Serif SC" w:cs="Noto Serif"/>
-          <w:sz w:val="24"/>
-          <w:szCs w:val="24"/>
-          <w:lang w:val="en-US"/>
-        </w:rPr>
-        <w:t>i</w:t>
-      </w:r>
-      <w:proofErr w:type="spellEnd"/>
-    </w:p>
-    <w:p>
-      <w:pPr>
-        <w:rPr>
-          <w:rFonts w:ascii="Noto Serif SC" w:eastAsia="Noto Serif SC" w:hAnsi="Noto Serif SC" w:cs="Noto Serif"/>
-          <w:sz w:val="24"/>
-          <w:szCs w:val="24"/>
-          <w:lang w:val="en-US"/>
-        </w:rPr>
-      </w:pPr>
-      <w:r>
-        <w:rPr>
-          <w:rFonts w:ascii="Noto Serif SC" w:eastAsia="Noto Serif SC" w:hAnsi="Noto Serif SC" w:cs="Noto Serif" w:hint="eastAsia"/>
-          <w:sz w:val="24"/>
-          <w:szCs w:val="24"/>
-          <w:lang w:val="en-US"/>
-        </w:rPr>
-        <w:t xml:space="preserve">2 高音笙 </w:t>
-      </w:r>
-      <w:r>
-        <w:rPr>
-          <w:rFonts w:ascii="Noto Serif SC" w:eastAsia="Noto Serif SC" w:hAnsi="Noto Serif SC" w:cs="Noto Serif"/>
-          <w:sz w:val="24"/>
-          <w:szCs w:val="24"/>
-          <w:lang w:val="en-US"/>
-        </w:rPr>
-        <w:t xml:space="preserve">2 </w:t>
-      </w:r>
-      <w:proofErr w:type="spellStart"/>
-      <w:r>
-        <w:rPr>
-          <w:rFonts w:ascii="Noto Serif SC" w:eastAsia="Noto Serif SC" w:hAnsi="Noto Serif SC" w:cs="Noto Serif"/>
-          <w:sz w:val="24"/>
-          <w:szCs w:val="24"/>
-          <w:lang w:val="en-US"/>
-        </w:rPr>
-        <w:t>Gaoyin</w:t>
-      </w:r>
-      <w:proofErr w:type="spellEnd"/>
-      <w:r>
-        <w:rPr>
-          <w:rFonts w:ascii="Noto Serif SC" w:eastAsia="Noto Serif SC" w:hAnsi="Noto Serif SC" w:cs="Noto Serif"/>
-          <w:sz w:val="24"/>
-          <w:szCs w:val="24"/>
-          <w:lang w:val="en-US"/>
-        </w:rPr>
-        <w:t xml:space="preserve"> Sheng</w:t>
-      </w:r>
-    </w:p>
-    <w:p>
-      <w:pPr>
-        <w:rPr>
-          <w:rFonts w:ascii="Noto Serif SC" w:eastAsia="Noto Serif SC" w:hAnsi="Noto Serif SC" w:cs="Noto Serif"/>
-          <w:sz w:val="24"/>
-          <w:szCs w:val="24"/>
-          <w:lang w:val="en-US"/>
-        </w:rPr>
-      </w:pPr>
-      <w:r>
-        <w:rPr>
-          <w:rFonts w:ascii="Noto Serif SC" w:eastAsia="Noto Serif SC" w:hAnsi="Noto Serif SC" w:cs="Noto Serif" w:hint="eastAsia"/>
-          <w:sz w:val="24"/>
-          <w:szCs w:val="24"/>
-          <w:lang w:val="en-US"/>
-        </w:rPr>
-        <w:t xml:space="preserve">2 中音笙 </w:t>
-      </w:r>
-      <w:r>
-        <w:rPr>
-          <w:rFonts w:ascii="Noto Serif SC" w:eastAsia="Noto Serif SC" w:hAnsi="Noto Serif SC" w:cs="Noto Serif"/>
-          <w:sz w:val="24"/>
-          <w:szCs w:val="24"/>
-          <w:lang w:val="en-US"/>
-        </w:rPr>
-        <w:t xml:space="preserve">2 </w:t>
-      </w:r>
-      <w:proofErr w:type="spellStart"/>
-      <w:r>
-        <w:rPr>
-          <w:rFonts w:ascii="Noto Serif SC" w:eastAsia="Noto Serif SC" w:hAnsi="Noto Serif SC" w:cs="Noto Serif"/>
-          <w:sz w:val="24"/>
-          <w:szCs w:val="24"/>
-          <w:lang w:val="en-US"/>
-        </w:rPr>
-        <w:t>Zhongyin</w:t>
-      </w:r>
-      <w:proofErr w:type="spellEnd"/>
-      <w:r>
-        <w:rPr>
-          <w:rFonts w:ascii="Noto Serif SC" w:eastAsia="Noto Serif SC" w:hAnsi="Noto Serif SC" w:cs="Noto Serif"/>
-          <w:sz w:val="24"/>
-          <w:szCs w:val="24"/>
-          <w:lang w:val="en-US"/>
-        </w:rPr>
-        <w:t xml:space="preserve"> Sheng</w:t>
-      </w:r>
-    </w:p>
-    <w:p>
-      <w:pPr>
-        <w:spacing w:after="120"/>
-        <w:rPr>
-          <w:rFonts w:ascii="Noto Serif SC" w:eastAsia="Noto Serif SC" w:hAnsi="Noto Serif SC" w:cs="Noto Serif"/>
-          <w:sz w:val="24"/>
-          <w:szCs w:val="24"/>
-          <w:lang w:val="en-US"/>
-        </w:rPr>
-      </w:pPr>
-      <w:r>
-        <w:rPr>
-          <w:rFonts w:ascii="Noto Serif SC" w:eastAsia="Noto Serif SC" w:hAnsi="Noto Serif SC" w:cs="Noto Serif" w:hint="eastAsia"/>
-          <w:sz w:val="24"/>
-          <w:szCs w:val="24"/>
-          <w:lang w:val="en-US"/>
-        </w:rPr>
         <w:t xml:space="preserve">1 低音笙 </w:t>
       </w:r>
       <w:r>
@@ -3247,27 +3159,7 @@
           <w:szCs w:val="24"/>
           <w:lang w:val="en-US"/>
         </w:rPr>
-        <w:t xml:space="preserve">1 </w:t>
-      </w:r>
-      <w:proofErr w:type="spellStart"/>
-      <w:r>
-        <w:rPr>
-          <w:rFonts w:ascii="Noto Serif SC" w:eastAsia="Noto Serif SC" w:hAnsi="Noto Serif SC" w:cs="Noto Serif"/>
-          <w:sz w:val="24"/>
-          <w:szCs w:val="24"/>
-          <w:lang w:val="en-US"/>
-        </w:rPr>
-        <w:t>Diyin</w:t>
-      </w:r>
-      <w:proofErr w:type="spellEnd"/>
-      <w:r>
-        <w:rPr>
-          <w:rFonts w:ascii="Noto Serif SC" w:eastAsia="Noto Serif SC" w:hAnsi="Noto Serif SC" w:cs="Noto Serif"/>
-          <w:sz w:val="24"/>
-          <w:szCs w:val="24"/>
-          <w:lang w:val="en-US"/>
-        </w:rPr>
-        <w:t xml:space="preserve"> Sheng</w:t>
+        <w:t>1 Diyin Sheng</w:t>
       </w:r>
     </w:p>
     <w:p>
@@ -3295,39 +3187,8 @@
           <w:szCs w:val="24"/>
           <w:lang w:val="en-US"/>
         </w:rPr>
-        <w:t xml:space="preserve">2 </w:t>
-      </w:r>
-      <w:proofErr w:type="spellStart"/>
-      <w:r>
-        <w:rPr>
-          <w:rFonts w:ascii="Noto Serif SC" w:eastAsia="Noto Serif SC" w:hAnsi="Noto Serif SC" w:cs="Noto Serif"/>
-          <w:sz w:val="24"/>
-          <w:szCs w:val="24"/>
-          <w:lang w:val="en-US"/>
-        </w:rPr>
-        <w:t>Gaoyin</w:t>
-      </w:r>
-      <w:proofErr w:type="spellEnd"/>
-      <w:r>
-        <w:rPr>
-          <w:rFonts w:ascii="Noto Serif SC" w:eastAsia="Noto Serif SC" w:hAnsi="Noto Serif SC" w:cs="Noto Serif"/>
-          <w:sz w:val="24"/>
-          <w:szCs w:val="24"/>
-          <w:lang w:val="en-US"/>
-        </w:rPr>
-        <w:t xml:space="preserve"> </w:t>
-      </w:r>
-      <w:proofErr w:type="spellStart"/>
-      <w:r>
-        <w:rPr>
-          <w:rFonts w:ascii="Noto Serif SC" w:eastAsia="Noto Serif SC" w:hAnsi="Noto Serif SC" w:cs="Noto Serif"/>
-          <w:sz w:val="24"/>
-          <w:szCs w:val="24"/>
-          <w:lang w:val="en-US"/>
-        </w:rPr>
-        <w:t>Suona</w:t>
-      </w:r>
-      <w:proofErr w:type="spellEnd"/>
+        <w:t>2 Gaoyin Suona</w:t>
+      </w:r>
     </w:p>
     <w:p>
       <w:pPr>
@@ -3354,39 +3215,8 @@
           <w:szCs w:val="24"/>
           <w:lang w:val="en-US"/>
         </w:rPr>
-        <w:t xml:space="preserve">2 </w:t>
-      </w:r>
-      <w:proofErr w:type="spellStart"/>
-      <w:r>
-        <w:rPr>
-          <w:rFonts w:ascii="Noto Serif SC" w:eastAsia="Noto Serif SC" w:hAnsi="Noto Serif SC" w:cs="Noto Serif"/>
-          <w:sz w:val="24"/>
-          <w:szCs w:val="24"/>
-          <w:lang w:val="en-US"/>
-        </w:rPr>
-        <w:t>Zhongyin</w:t>
-      </w:r>
-      <w:proofErr w:type="spellEnd"/>
-      <w:r>
-        <w:rPr>
-          <w:rFonts w:ascii="Noto Serif SC" w:eastAsia="Noto Serif SC" w:hAnsi="Noto Serif SC" w:cs="Noto Serif"/>
-          <w:sz w:val="24"/>
-          <w:szCs w:val="24"/>
-          <w:lang w:val="en-US"/>
-        </w:rPr>
-        <w:t xml:space="preserve"> </w:t>
-      </w:r>
-      <w:proofErr w:type="spellStart"/>
-      <w:r>
-        <w:rPr>
-          <w:rFonts w:ascii="Noto Serif SC" w:eastAsia="Noto Serif SC" w:hAnsi="Noto Serif SC" w:cs="Noto Serif"/>
-          <w:sz w:val="24"/>
-          <w:szCs w:val="24"/>
-          <w:lang w:val="en-US"/>
-        </w:rPr>
-        <w:t>Suona</w:t>
-      </w:r>
-      <w:proofErr w:type="spellEnd"/>
+        <w:t>2 Zhongyin Suona</w:t>
+      </w:r>
     </w:p>
     <w:p>
       <w:pPr>
@@ -3413,39 +3243,8 @@
           <w:szCs w:val="24"/>
           <w:lang w:val="en-US"/>
         </w:rPr>
-        <w:t xml:space="preserve">1 </w:t>
-      </w:r>
-      <w:proofErr w:type="spellStart"/>
-      <w:r>
-        <w:rPr>
-          <w:rFonts w:ascii="Noto Serif SC" w:eastAsia="Noto Serif SC" w:hAnsi="Noto Serif SC" w:cs="Noto Serif"/>
-          <w:sz w:val="24"/>
-          <w:szCs w:val="24"/>
-          <w:lang w:val="en-US"/>
-        </w:rPr>
-        <w:t>Diyin</w:t>
-      </w:r>
-      <w:proofErr w:type="spellEnd"/>
-      <w:r>
-        <w:rPr>
-          <w:rFonts w:ascii="Noto Serif SC" w:eastAsia="Noto Serif SC" w:hAnsi="Noto Serif SC" w:cs="Noto Serif"/>
-          <w:sz w:val="24"/>
-          <w:szCs w:val="24"/>
-          <w:lang w:val="en-US"/>
-        </w:rPr>
-        <w:t xml:space="preserve"> </w:t>
-      </w:r>
-      <w:proofErr w:type="spellStart"/>
-      <w:r>
-        <w:rPr>
-          <w:rFonts w:ascii="Noto Serif SC" w:eastAsia="Noto Serif SC" w:hAnsi="Noto Serif SC" w:cs="Noto Serif"/>
-          <w:sz w:val="24"/>
-          <w:szCs w:val="24"/>
-          <w:lang w:val="en-US"/>
-        </w:rPr>
-        <w:t>Suona</w:t>
-      </w:r>
-      <w:proofErr w:type="spellEnd"/>
+        <w:t>1 Diyin Suona</w:t>
+      </w:r>
     </w:p>
     <w:p>
       <w:pPr>
@@ -3510,19 +3309,8 @@
           <w:szCs w:val="24"/>
           <w:lang w:val="en-US"/>
         </w:rPr>
-        <w:t xml:space="preserve">2 </w:t>
-      </w:r>
-      <w:proofErr w:type="spellStart"/>
-      <w:r>
-        <w:rPr>
-          <w:rFonts w:ascii="Noto Serif SC" w:eastAsia="Noto Serif SC" w:hAnsi="Noto Serif SC" w:cs="Noto Serif"/>
-          <w:sz w:val="24"/>
-          <w:szCs w:val="24"/>
-          <w:lang w:val="en-US"/>
-        </w:rPr>
-        <w:t>Liuqin</w:t>
-      </w:r>
-      <w:proofErr w:type="spellEnd"/>
+        <w:t>2 Liuqin</w:t>
+      </w:r>
     </w:p>
     <w:p>
       <w:pPr>
@@ -3600,7 +3388,6 @@
     </w:p>
     <w:p>
       <w:pPr>
-        <w:spacing w:after="120"/>
         <w:rPr>
           <w:rFonts w:ascii="Noto Serif SC" w:eastAsia="Noto Serif SC" w:hAnsi="Noto Serif SC" w:cs="Noto Serif"/>
           <w:sz w:val="24"/>
@@ -4685,9 +4472,8 @@
     </w:p>
     <w:sectPr>
       <w:pgSz w:w="16840" w:h="23820"/>
-      <w:pgMar w:top="1440" w:right="1800" w:bottom="1440" w:left="1800" w:header="708" w:footer="1417" w:gutter="0"/>
+      <w:pgMar w:top="1418" w:right="1418" w:bottom="1418" w:left="1588" w:header="709" w:footer="1412" w:gutter="0"/>
       <w:cols w:space="708"/>
-      <w:titlePg/>
       <w:docGrid w:linePitch="360"/>
     </w:sectPr>
   </w:body>
